--- a/docs/Course/MGS3701/03_Lecture_Note/LectureNote_Chad/PPT/chapter6/chapter6_notebook.docx
+++ b/docs/Course/MGS3701/03_Lecture_Note/LectureNote_Chad/PPT/chapter6/chapter6_notebook.docx
@@ -7,7 +7,31 @@
         <w:pStyle w:val="Title"/>
       </w:pPr>
       <w:r>
-        <w:t xml:space="preserve">[Lecture Notebook] Evaluating Predictive Performance</w:t>
+        <w:t xml:space="preserve">[Lecture</w:t>
+      </w:r>
+      <w:r>
+        <w:t xml:space="preserve"> </w:t>
+      </w:r>
+      <w:r>
+        <w:t xml:space="preserve">Notebook]</w:t>
+      </w:r>
+      <w:r>
+        <w:t xml:space="preserve"> </w:t>
+      </w:r>
+      <w:r>
+        <w:t xml:space="preserve">Evaluating</w:t>
+      </w:r>
+      <w:r>
+        <w:t xml:space="preserve"> </w:t>
+      </w:r>
+      <w:r>
+        <w:t xml:space="preserve">Predictive</w:t>
+      </w:r>
+      <w:r>
+        <w:t xml:space="preserve"> </w:t>
+      </w:r>
+      <w:r>
+        <w:t xml:space="preserve">Performance</w:t>
       </w:r>
     </w:p>
     <w:p>
@@ -15,7 +39,31 @@
         <w:pStyle w:val="Subtitle"/>
       </w:pPr>
       <w:r>
-        <w:t xml:space="preserve">MGS3701 Data Mining, Spring 2025</w:t>
+        <w:t xml:space="preserve">MGS3701</w:t>
+      </w:r>
+      <w:r>
+        <w:t xml:space="preserve"> </w:t>
+      </w:r>
+      <w:r>
+        <w:t xml:space="preserve">Data</w:t>
+      </w:r>
+      <w:r>
+        <w:t xml:space="preserve"> </w:t>
+      </w:r>
+      <w:r>
+        <w:t xml:space="preserve">Mining,</w:t>
+      </w:r>
+      <w:r>
+        <w:t xml:space="preserve"> </w:t>
+      </w:r>
+      <w:r>
+        <w:t xml:space="preserve">Spring</w:t>
+      </w:r>
+      <w:r>
+        <w:t xml:space="preserve"> </w:t>
+      </w:r>
+      <w:r>
+        <w:t xml:space="preserve">2025</w:t>
       </w:r>
     </w:p>
     <w:p>
@@ -23,7 +71,19 @@
         <w:pStyle w:val="Author"/>
       </w:pPr>
       <w:r>
-        <w:t xml:space="preserve">Chad (Chungil Chae)</w:t>
+        <w:t xml:space="preserve">Chad</w:t>
+      </w:r>
+      <w:r>
+        <w:t xml:space="preserve"> </w:t>
+      </w:r>
+      <w:r>
+        <w:t xml:space="preserve">(Chungil</w:t>
+      </w:r>
+      <w:r>
+        <w:t xml:space="preserve"> </w:t>
+      </w:r>
+      <w:r>
+        <w:t xml:space="preserve">Chae)</w:t>
       </w:r>
     </w:p>
     <w:p>
@@ -31,7 +91,33 @@
         <w:pStyle w:val="Date"/>
       </w:pPr>
       <w:r>
-        <w:t xml:space="preserve">Fri, 23 May 2025</w:t>
+        <w:t xml:space="preserve">Sun,</w:t>
+      </w:r>
+      <w:r>
+        <w:t xml:space="preserve"> </w:t>
+      </w:r>
+      <w:r>
+        <w:t xml:space="preserve">25</w:t>
+      </w:r>
+      <w:r>
+        <w:t xml:space="preserve"> </w:t>
+      </w:r>
+      <w:r>
+        <w:t xml:space="preserve">May</w:t>
+      </w:r>
+      <w:r>
+        <w:t xml:space="preserve"> </w:t>
+      </w:r>
+      <w:r>
+        <w:t xml:space="preserve">2025</w:t>
+      </w:r>
+    </w:p>
+    <w:p>
+      <w:pPr>
+        <w:pStyle w:val="AbstractTitle"/>
+      </w:pPr>
+      <w:r>
+        <w:t xml:space="preserve">Abstract</w:t>
       </w:r>
     </w:p>
     <w:bookmarkStart w:id="20" w:name="table-5.1"/>
@@ -104,585 +190,36 @@
       </w:pPr>
       <w:r>
         <w:rPr>
-          <w:rStyle w:val="CommentTok"/>
-        </w:rPr>
-        <w:t xml:space="preserve"># load file</w:t>
-      </w:r>
-      <w:r>
-        <w:br/>
-      </w:r>
-      <w:r>
-        <w:rPr>
-          <w:rStyle w:val="NormalTok"/>
-        </w:rPr>
-        <w:t xml:space="preserve">toyota.corolla.df </w:t>
-      </w:r>
-      <w:r>
-        <w:rPr>
-          <w:rStyle w:val="OtherTok"/>
-        </w:rPr>
-        <w:t xml:space="preserve">&lt;-</w:t>
-      </w:r>
-      <w:r>
-        <w:rPr>
-          <w:rStyle w:val="NormalTok"/>
-        </w:rPr>
-        <w:t xml:space="preserve"> </w:t>
-      </w:r>
-      <w:r>
-        <w:rPr>
-          <w:rStyle w:val="FunctionTok"/>
-        </w:rPr>
-        <w:t xml:space="preserve">read.csv</w:t>
-      </w:r>
-      <w:r>
-        <w:rPr>
-          <w:rStyle w:val="NormalTok"/>
-        </w:rPr>
-        <w:t xml:space="preserve">(</w:t>
-      </w:r>
-      <w:r>
-        <w:rPr>
-          <w:rStyle w:val="StringTok"/>
-        </w:rPr>
-        <w:t xml:space="preserve">"data/ToyotaCorolla.csv"</w:t>
-      </w:r>
-      <w:r>
-        <w:rPr>
-          <w:rStyle w:val="NormalTok"/>
-        </w:rPr>
-        <w:t xml:space="preserve">)</w:t>
-      </w:r>
-      <w:r>
-        <w:br/>
-      </w:r>
-      <w:r>
-        <w:br/>
-      </w:r>
-      <w:r>
-        <w:rPr>
-          <w:rStyle w:val="CommentTok"/>
-        </w:rPr>
-        <w:t xml:space="preserve"># randomly generate training and validation sets</w:t>
-      </w:r>
-      <w:r>
-        <w:br/>
-      </w:r>
-      <w:r>
-        <w:rPr>
-          <w:rStyle w:val="NormalTok"/>
-        </w:rPr>
-        <w:t xml:space="preserve">training </w:t>
-      </w:r>
-      <w:r>
-        <w:rPr>
-          <w:rStyle w:val="OtherTok"/>
-        </w:rPr>
-        <w:t xml:space="preserve">&lt;-</w:t>
-      </w:r>
-      <w:r>
-        <w:rPr>
-          <w:rStyle w:val="NormalTok"/>
-        </w:rPr>
-        <w:t xml:space="preserve"> </w:t>
-      </w:r>
-      <w:r>
-        <w:rPr>
-          <w:rStyle w:val="FunctionTok"/>
-        </w:rPr>
-        <w:t xml:space="preserve">sample</w:t>
-      </w:r>
-      <w:r>
-        <w:rPr>
-          <w:rStyle w:val="NormalTok"/>
-        </w:rPr>
-        <w:t xml:space="preserve">(toyota.corolla.df</w:t>
-      </w:r>
-      <w:r>
-        <w:rPr>
-          <w:rStyle w:val="SpecialCharTok"/>
-        </w:rPr>
-        <w:t xml:space="preserve">$</w:t>
-      </w:r>
-      <w:r>
-        <w:rPr>
-          <w:rStyle w:val="NormalTok"/>
-        </w:rPr>
-        <w:t xml:space="preserve">Id, </w:t>
-      </w:r>
-      <w:r>
-        <w:rPr>
-          <w:rStyle w:val="DecValTok"/>
-        </w:rPr>
-        <w:t xml:space="preserve">600</w:t>
-      </w:r>
-      <w:r>
-        <w:rPr>
-          <w:rStyle w:val="NormalTok"/>
-        </w:rPr>
-        <w:t xml:space="preserve">)</w:t>
-      </w:r>
-      <w:r>
-        <w:br/>
-      </w:r>
-      <w:r>
-        <w:rPr>
-          <w:rStyle w:val="NormalTok"/>
-        </w:rPr>
-        <w:t xml:space="preserve">validation </w:t>
-      </w:r>
-      <w:r>
-        <w:rPr>
-          <w:rStyle w:val="OtherTok"/>
-        </w:rPr>
-        <w:t xml:space="preserve">&lt;-</w:t>
-      </w:r>
-      <w:r>
-        <w:rPr>
-          <w:rStyle w:val="NormalTok"/>
-        </w:rPr>
-        <w:t xml:space="preserve"> </w:t>
-      </w:r>
-      <w:r>
-        <w:rPr>
-          <w:rStyle w:val="FunctionTok"/>
-        </w:rPr>
-        <w:t xml:space="preserve">sample</w:t>
-      </w:r>
-      <w:r>
-        <w:rPr>
-          <w:rStyle w:val="NormalTok"/>
-        </w:rPr>
-        <w:t xml:space="preserve">(</w:t>
-      </w:r>
-      <w:r>
-        <w:rPr>
-          <w:rStyle w:val="FunctionTok"/>
-        </w:rPr>
-        <w:t xml:space="preserve">setdiff</w:t>
-      </w:r>
-      <w:r>
-        <w:rPr>
-          <w:rStyle w:val="NormalTok"/>
-        </w:rPr>
-        <w:t xml:space="preserve">(toyota.corolla.df</w:t>
-      </w:r>
-      <w:r>
-        <w:rPr>
-          <w:rStyle w:val="SpecialCharTok"/>
-        </w:rPr>
-        <w:t xml:space="preserve">$</w:t>
-      </w:r>
-      <w:r>
-        <w:rPr>
-          <w:rStyle w:val="NormalTok"/>
-        </w:rPr>
-        <w:t xml:space="preserve">Id, training), </w:t>
-      </w:r>
-      <w:r>
-        <w:rPr>
-          <w:rStyle w:val="DecValTok"/>
-        </w:rPr>
-        <w:t xml:space="preserve">400</w:t>
-      </w:r>
-      <w:r>
-        <w:rPr>
-          <w:rStyle w:val="NormalTok"/>
-        </w:rPr>
-        <w:t xml:space="preserve">)</w:t>
-      </w:r>
-      <w:r>
-        <w:br/>
-      </w:r>
-      <w:r>
-        <w:br/>
-      </w:r>
-      <w:r>
-        <w:rPr>
-          <w:rStyle w:val="CommentTok"/>
-        </w:rPr>
-        <w:t xml:space="preserve"># run linear regression model</w:t>
-      </w:r>
-      <w:r>
-        <w:br/>
-      </w:r>
-      <w:r>
-        <w:rPr>
-          <w:rStyle w:val="NormalTok"/>
-        </w:rPr>
-        <w:t xml:space="preserve">reg </w:t>
-      </w:r>
-      <w:r>
-        <w:rPr>
-          <w:rStyle w:val="OtherTok"/>
-        </w:rPr>
-        <w:t xml:space="preserve">&lt;-</w:t>
-      </w:r>
-      <w:r>
-        <w:rPr>
-          <w:rStyle w:val="NormalTok"/>
-        </w:rPr>
-        <w:t xml:space="preserve"> </w:t>
-      </w:r>
-      <w:r>
-        <w:rPr>
-          <w:rStyle w:val="FunctionTok"/>
-        </w:rPr>
-        <w:t xml:space="preserve">lm</w:t>
-      </w:r>
-      <w:r>
-        <w:rPr>
-          <w:rStyle w:val="NormalTok"/>
-        </w:rPr>
-        <w:t xml:space="preserve">(Price</w:t>
-      </w:r>
-      <w:r>
-        <w:rPr>
-          <w:rStyle w:val="SpecialCharTok"/>
-        </w:rPr>
-        <w:t xml:space="preserve">~</w:t>
-      </w:r>
-      <w:r>
-        <w:rPr>
-          <w:rStyle w:val="NormalTok"/>
-        </w:rPr>
-        <w:t xml:space="preserve">., </w:t>
-      </w:r>
-      <w:r>
-        <w:rPr>
-          <w:rStyle w:val="AttributeTok"/>
-        </w:rPr>
-        <w:t xml:space="preserve">data=</w:t>
-      </w:r>
-      <w:r>
-        <w:rPr>
-          <w:rStyle w:val="NormalTok"/>
-        </w:rPr>
-        <w:t xml:space="preserve">toyota.corolla.df[,</w:t>
-      </w:r>
-      <w:r>
-        <w:rPr>
-          <w:rStyle w:val="SpecialCharTok"/>
-        </w:rPr>
-        <w:t xml:space="preserve">-</w:t>
-      </w:r>
-      <w:r>
-        <w:rPr>
-          <w:rStyle w:val="FunctionTok"/>
-        </w:rPr>
-        <w:t xml:space="preserve">c</w:t>
-      </w:r>
-      <w:r>
-        <w:rPr>
-          <w:rStyle w:val="NormalTok"/>
-        </w:rPr>
-        <w:t xml:space="preserve">(</w:t>
-      </w:r>
-      <w:r>
-        <w:rPr>
-          <w:rStyle w:val="DecValTok"/>
-        </w:rPr>
-        <w:t xml:space="preserve">1</w:t>
-      </w:r>
-      <w:r>
-        <w:rPr>
-          <w:rStyle w:val="NormalTok"/>
-        </w:rPr>
-        <w:t xml:space="preserve">,</w:t>
-      </w:r>
-      <w:r>
-        <w:rPr>
-          <w:rStyle w:val="DecValTok"/>
-        </w:rPr>
-        <w:t xml:space="preserve">2</w:t>
-      </w:r>
-      <w:r>
-        <w:rPr>
-          <w:rStyle w:val="NormalTok"/>
-        </w:rPr>
-        <w:t xml:space="preserve">,</w:t>
-      </w:r>
-      <w:r>
-        <w:rPr>
-          <w:rStyle w:val="DecValTok"/>
-        </w:rPr>
-        <w:t xml:space="preserve">8</w:t>
-      </w:r>
-      <w:r>
-        <w:rPr>
-          <w:rStyle w:val="NormalTok"/>
-        </w:rPr>
-        <w:t xml:space="preserve">,</w:t>
-      </w:r>
-      <w:r>
-        <w:rPr>
-          <w:rStyle w:val="DecValTok"/>
-        </w:rPr>
-        <w:t xml:space="preserve">11</w:t>
-      </w:r>
-      <w:r>
-        <w:rPr>
-          <w:rStyle w:val="NormalTok"/>
-        </w:rPr>
-        <w:t xml:space="preserve">)], </w:t>
-      </w:r>
-      <w:r>
-        <w:rPr>
-          <w:rStyle w:val="AttributeTok"/>
-        </w:rPr>
-        <w:t xml:space="preserve">subset=</w:t>
-      </w:r>
-      <w:r>
-        <w:rPr>
-          <w:rStyle w:val="NormalTok"/>
-        </w:rPr>
-        <w:t xml:space="preserve">training,</w:t>
-      </w:r>
-      <w:r>
-        <w:br/>
-      </w:r>
-      <w:r>
-        <w:rPr>
-          <w:rStyle w:val="NormalTok"/>
-        </w:rPr>
-        <w:t xml:space="preserve">          </w:t>
-      </w:r>
-      <w:r>
-        <w:rPr>
-          <w:rStyle w:val="AttributeTok"/>
-        </w:rPr>
-        <w:t xml:space="preserve">na.action=</w:t>
-      </w:r>
-      <w:r>
-        <w:rPr>
-          <w:rStyle w:val="NormalTok"/>
-        </w:rPr>
-        <w:t xml:space="preserve">na.exclude)</w:t>
-      </w:r>
-      <w:r>
-        <w:br/>
-      </w:r>
-      <w:r>
-        <w:rPr>
-          <w:rStyle w:val="NormalTok"/>
-        </w:rPr>
-        <w:t xml:space="preserve">pred_t </w:t>
-      </w:r>
-      <w:r>
-        <w:rPr>
-          <w:rStyle w:val="OtherTok"/>
-        </w:rPr>
-        <w:t xml:space="preserve">&lt;-</w:t>
-      </w:r>
-      <w:r>
-        <w:rPr>
-          <w:rStyle w:val="NormalTok"/>
-        </w:rPr>
-        <w:t xml:space="preserve"> </w:t>
-      </w:r>
-      <w:r>
-        <w:rPr>
-          <w:rStyle w:val="FunctionTok"/>
-        </w:rPr>
-        <w:t xml:space="preserve">predict</w:t>
-      </w:r>
-      <w:r>
-        <w:rPr>
-          <w:rStyle w:val="NormalTok"/>
-        </w:rPr>
-        <w:t xml:space="preserve">(reg, </w:t>
-      </w:r>
-      <w:r>
-        <w:rPr>
-          <w:rStyle w:val="AttributeTok"/>
-        </w:rPr>
-        <w:t xml:space="preserve">na.action=</w:t>
-      </w:r>
-      <w:r>
-        <w:rPr>
-          <w:rStyle w:val="NormalTok"/>
-        </w:rPr>
-        <w:t xml:space="preserve">na.pass)</w:t>
-      </w:r>
-      <w:r>
-        <w:br/>
-      </w:r>
-      <w:r>
-        <w:rPr>
-          <w:rStyle w:val="NormalTok"/>
-        </w:rPr>
-        <w:t xml:space="preserve">pred_v </w:t>
-      </w:r>
-      <w:r>
-        <w:rPr>
-          <w:rStyle w:val="OtherTok"/>
-        </w:rPr>
-        <w:t xml:space="preserve">&lt;-</w:t>
-      </w:r>
-      <w:r>
-        <w:rPr>
-          <w:rStyle w:val="NormalTok"/>
-        </w:rPr>
-        <w:t xml:space="preserve"> </w:t>
-      </w:r>
-      <w:r>
-        <w:rPr>
-          <w:rStyle w:val="FunctionTok"/>
-        </w:rPr>
-        <w:t xml:space="preserve">predict</w:t>
-      </w:r>
-      <w:r>
-        <w:rPr>
-          <w:rStyle w:val="NormalTok"/>
-        </w:rPr>
-        <w:t xml:space="preserve">(reg, </w:t>
-      </w:r>
-      <w:r>
-        <w:rPr>
-          <w:rStyle w:val="AttributeTok"/>
-        </w:rPr>
-        <w:t xml:space="preserve">newdata=</w:t>
-      </w:r>
-      <w:r>
-        <w:rPr>
-          <w:rStyle w:val="NormalTok"/>
-        </w:rPr>
-        <w:t xml:space="preserve">toyota.corolla.df[validation,</w:t>
-      </w:r>
-      <w:r>
-        <w:rPr>
-          <w:rStyle w:val="SpecialCharTok"/>
-        </w:rPr>
-        <w:t xml:space="preserve">-</w:t>
-      </w:r>
-      <w:r>
-        <w:rPr>
-          <w:rStyle w:val="FunctionTok"/>
-        </w:rPr>
-        <w:t xml:space="preserve">c</w:t>
-      </w:r>
-      <w:r>
-        <w:rPr>
-          <w:rStyle w:val="NormalTok"/>
-        </w:rPr>
-        <w:t xml:space="preserve">(</w:t>
-      </w:r>
-      <w:r>
-        <w:rPr>
-          <w:rStyle w:val="DecValTok"/>
-        </w:rPr>
-        <w:t xml:space="preserve">1</w:t>
-      </w:r>
-      <w:r>
-        <w:rPr>
-          <w:rStyle w:val="NormalTok"/>
-        </w:rPr>
-        <w:t xml:space="preserve">,</w:t>
-      </w:r>
-      <w:r>
-        <w:rPr>
-          <w:rStyle w:val="DecValTok"/>
-        </w:rPr>
-        <w:t xml:space="preserve">2</w:t>
-      </w:r>
-      <w:r>
-        <w:rPr>
-          <w:rStyle w:val="NormalTok"/>
-        </w:rPr>
-        <w:t xml:space="preserve">,</w:t>
-      </w:r>
-      <w:r>
-        <w:rPr>
-          <w:rStyle w:val="DecValTok"/>
-        </w:rPr>
-        <w:t xml:space="preserve">8</w:t>
-      </w:r>
-      <w:r>
-        <w:rPr>
-          <w:rStyle w:val="NormalTok"/>
-        </w:rPr>
-        <w:t xml:space="preserve">,</w:t>
-      </w:r>
-      <w:r>
-        <w:rPr>
-          <w:rStyle w:val="DecValTok"/>
-        </w:rPr>
-        <w:t xml:space="preserve">11</w:t>
-      </w:r>
-      <w:r>
-        <w:rPr>
-          <w:rStyle w:val="NormalTok"/>
-        </w:rPr>
-        <w:t xml:space="preserve">)],</w:t>
-      </w:r>
-      <w:r>
-        <w:br/>
-      </w:r>
-      <w:r>
-        <w:rPr>
-          <w:rStyle w:val="NormalTok"/>
-        </w:rPr>
-        <w:t xml:space="preserve">                  </w:t>
-      </w:r>
-      <w:r>
-        <w:rPr>
-          <w:rStyle w:val="AttributeTok"/>
-        </w:rPr>
-        <w:t xml:space="preserve">na.action=</w:t>
-      </w:r>
-      <w:r>
-        <w:rPr>
-          <w:rStyle w:val="NormalTok"/>
-        </w:rPr>
-        <w:t xml:space="preserve">na.pass)</w:t>
-      </w:r>
-      <w:r>
-        <w:br/>
-      </w:r>
-      <w:r>
-        <w:br/>
-      </w:r>
-      <w:r>
-        <w:rPr>
-          <w:rStyle w:val="DocumentationTok"/>
-        </w:rPr>
-        <w:t xml:space="preserve">## evaluate performance</w:t>
-      </w:r>
-      <w:r>
-        <w:br/>
-      </w:r>
-      <w:r>
-        <w:rPr>
-          <w:rStyle w:val="CommentTok"/>
-        </w:rPr>
-        <w:t xml:space="preserve"># training</w:t>
-      </w:r>
-      <w:r>
-        <w:br/>
-      </w:r>
-      <w:r>
-        <w:rPr>
-          <w:rStyle w:val="FunctionTok"/>
-        </w:rPr>
-        <w:t xml:space="preserve">accuracy</w:t>
-      </w:r>
-      <w:r>
-        <w:rPr>
-          <w:rStyle w:val="NormalTok"/>
-        </w:rPr>
-        <w:t xml:space="preserve">(pred_t, toyota.corolla.df[training,]</w:t>
-      </w:r>
-      <w:r>
-        <w:rPr>
-          <w:rStyle w:val="SpecialCharTok"/>
-        </w:rPr>
-        <w:t xml:space="preserve">$</w:t>
-      </w:r>
-      <w:r>
-        <w:rPr>
-          <w:rStyle w:val="NormalTok"/>
-        </w:rPr>
-        <w:t xml:space="preserve">Price)</w:t>
+          <w:rStyle w:val="VerbatimChar"/>
+        </w:rPr>
+        <w:t xml:space="preserve">Registered S3 methods overwritten by 'forecast':</w:t>
+      </w:r>
+      <w:r>
+        <w:br/>
+      </w:r>
+      <w:r>
+        <w:rPr>
+          <w:rStyle w:val="VerbatimChar"/>
+        </w:rPr>
+        <w:t xml:space="preserve">  method  from </w:t>
+      </w:r>
+      <w:r>
+        <w:br/>
+      </w:r>
+      <w:r>
+        <w:rPr>
+          <w:rStyle w:val="VerbatimChar"/>
+        </w:rPr>
+        <w:t xml:space="preserve">  head.ts stats</w:t>
+      </w:r>
+      <w:r>
+        <w:br/>
+      </w:r>
+      <w:r>
+        <w:rPr>
+          <w:rStyle w:val="VerbatimChar"/>
+        </w:rPr>
+        <w:t xml:space="preserve">  tail.ts stats</w:t>
       </w:r>
     </w:p>
     <w:p>
@@ -691,18 +228,585 @@
       </w:pPr>
       <w:r>
         <w:rPr>
-          <w:rStyle w:val="VerbatimChar"/>
-        </w:rPr>
-        <w:t xml:space="preserve">                   ME     RMSE     MAE        MPE     MAPE</w:t>
-      </w:r>
-      <w:r>
-        <w:br/>
-      </w:r>
-      <w:r>
-        <w:rPr>
-          <w:rStyle w:val="VerbatimChar"/>
-        </w:rPr>
-        <w:t xml:space="preserve">Test set -2.96369e-11 1073.894 797.563 -0.9563408 8.127966</w:t>
+          <w:rStyle w:val="CommentTok"/>
+        </w:rPr>
+        <w:t xml:space="preserve"># load file</w:t>
+      </w:r>
+      <w:r>
+        <w:br/>
+      </w:r>
+      <w:r>
+        <w:rPr>
+          <w:rStyle w:val="NormalTok"/>
+        </w:rPr>
+        <w:t xml:space="preserve">toyota.corolla.df </w:t>
+      </w:r>
+      <w:r>
+        <w:rPr>
+          <w:rStyle w:val="OtherTok"/>
+        </w:rPr>
+        <w:t xml:space="preserve">&lt;-</w:t>
+      </w:r>
+      <w:r>
+        <w:rPr>
+          <w:rStyle w:val="NormalTok"/>
+        </w:rPr>
+        <w:t xml:space="preserve"> </w:t>
+      </w:r>
+      <w:r>
+        <w:rPr>
+          <w:rStyle w:val="FunctionTok"/>
+        </w:rPr>
+        <w:t xml:space="preserve">read.csv</w:t>
+      </w:r>
+      <w:r>
+        <w:rPr>
+          <w:rStyle w:val="NormalTok"/>
+        </w:rPr>
+        <w:t xml:space="preserve">(</w:t>
+      </w:r>
+      <w:r>
+        <w:rPr>
+          <w:rStyle w:val="StringTok"/>
+        </w:rPr>
+        <w:t xml:space="preserve">"data/ToyotaCorolla.csv"</w:t>
+      </w:r>
+      <w:r>
+        <w:rPr>
+          <w:rStyle w:val="NormalTok"/>
+        </w:rPr>
+        <w:t xml:space="preserve">)</w:t>
+      </w:r>
+      <w:r>
+        <w:br/>
+      </w:r>
+      <w:r>
+        <w:br/>
+      </w:r>
+      <w:r>
+        <w:rPr>
+          <w:rStyle w:val="CommentTok"/>
+        </w:rPr>
+        <w:t xml:space="preserve"># randomly generate training and validation sets</w:t>
+      </w:r>
+      <w:r>
+        <w:br/>
+      </w:r>
+      <w:r>
+        <w:rPr>
+          <w:rStyle w:val="NormalTok"/>
+        </w:rPr>
+        <w:t xml:space="preserve">training </w:t>
+      </w:r>
+      <w:r>
+        <w:rPr>
+          <w:rStyle w:val="OtherTok"/>
+        </w:rPr>
+        <w:t xml:space="preserve">&lt;-</w:t>
+      </w:r>
+      <w:r>
+        <w:rPr>
+          <w:rStyle w:val="NormalTok"/>
+        </w:rPr>
+        <w:t xml:space="preserve"> </w:t>
+      </w:r>
+      <w:r>
+        <w:rPr>
+          <w:rStyle w:val="FunctionTok"/>
+        </w:rPr>
+        <w:t xml:space="preserve">sample</w:t>
+      </w:r>
+      <w:r>
+        <w:rPr>
+          <w:rStyle w:val="NormalTok"/>
+        </w:rPr>
+        <w:t xml:space="preserve">(toyota.corolla.df</w:t>
+      </w:r>
+      <w:r>
+        <w:rPr>
+          <w:rStyle w:val="SpecialCharTok"/>
+        </w:rPr>
+        <w:t xml:space="preserve">$</w:t>
+      </w:r>
+      <w:r>
+        <w:rPr>
+          <w:rStyle w:val="NormalTok"/>
+        </w:rPr>
+        <w:t xml:space="preserve">Id, </w:t>
+      </w:r>
+      <w:r>
+        <w:rPr>
+          <w:rStyle w:val="DecValTok"/>
+        </w:rPr>
+        <w:t xml:space="preserve">600</w:t>
+      </w:r>
+      <w:r>
+        <w:rPr>
+          <w:rStyle w:val="NormalTok"/>
+        </w:rPr>
+        <w:t xml:space="preserve">)</w:t>
+      </w:r>
+      <w:r>
+        <w:br/>
+      </w:r>
+      <w:r>
+        <w:rPr>
+          <w:rStyle w:val="NormalTok"/>
+        </w:rPr>
+        <w:t xml:space="preserve">validation </w:t>
+      </w:r>
+      <w:r>
+        <w:rPr>
+          <w:rStyle w:val="OtherTok"/>
+        </w:rPr>
+        <w:t xml:space="preserve">&lt;-</w:t>
+      </w:r>
+      <w:r>
+        <w:rPr>
+          <w:rStyle w:val="NormalTok"/>
+        </w:rPr>
+        <w:t xml:space="preserve"> </w:t>
+      </w:r>
+      <w:r>
+        <w:rPr>
+          <w:rStyle w:val="FunctionTok"/>
+        </w:rPr>
+        <w:t xml:space="preserve">sample</w:t>
+      </w:r>
+      <w:r>
+        <w:rPr>
+          <w:rStyle w:val="NormalTok"/>
+        </w:rPr>
+        <w:t xml:space="preserve">(</w:t>
+      </w:r>
+      <w:r>
+        <w:rPr>
+          <w:rStyle w:val="FunctionTok"/>
+        </w:rPr>
+        <w:t xml:space="preserve">setdiff</w:t>
+      </w:r>
+      <w:r>
+        <w:rPr>
+          <w:rStyle w:val="NormalTok"/>
+        </w:rPr>
+        <w:t xml:space="preserve">(toyota.corolla.df</w:t>
+      </w:r>
+      <w:r>
+        <w:rPr>
+          <w:rStyle w:val="SpecialCharTok"/>
+        </w:rPr>
+        <w:t xml:space="preserve">$</w:t>
+      </w:r>
+      <w:r>
+        <w:rPr>
+          <w:rStyle w:val="NormalTok"/>
+        </w:rPr>
+        <w:t xml:space="preserve">Id, training), </w:t>
+      </w:r>
+      <w:r>
+        <w:rPr>
+          <w:rStyle w:val="DecValTok"/>
+        </w:rPr>
+        <w:t xml:space="preserve">400</w:t>
+      </w:r>
+      <w:r>
+        <w:rPr>
+          <w:rStyle w:val="NormalTok"/>
+        </w:rPr>
+        <w:t xml:space="preserve">)</w:t>
+      </w:r>
+      <w:r>
+        <w:br/>
+      </w:r>
+      <w:r>
+        <w:br/>
+      </w:r>
+      <w:r>
+        <w:rPr>
+          <w:rStyle w:val="CommentTok"/>
+        </w:rPr>
+        <w:t xml:space="preserve"># run linear regression model</w:t>
+      </w:r>
+      <w:r>
+        <w:br/>
+      </w:r>
+      <w:r>
+        <w:rPr>
+          <w:rStyle w:val="NormalTok"/>
+        </w:rPr>
+        <w:t xml:space="preserve">reg </w:t>
+      </w:r>
+      <w:r>
+        <w:rPr>
+          <w:rStyle w:val="OtherTok"/>
+        </w:rPr>
+        <w:t xml:space="preserve">&lt;-</w:t>
+      </w:r>
+      <w:r>
+        <w:rPr>
+          <w:rStyle w:val="NormalTok"/>
+        </w:rPr>
+        <w:t xml:space="preserve"> </w:t>
+      </w:r>
+      <w:r>
+        <w:rPr>
+          <w:rStyle w:val="FunctionTok"/>
+        </w:rPr>
+        <w:t xml:space="preserve">lm</w:t>
+      </w:r>
+      <w:r>
+        <w:rPr>
+          <w:rStyle w:val="NormalTok"/>
+        </w:rPr>
+        <w:t xml:space="preserve">(Price</w:t>
+      </w:r>
+      <w:r>
+        <w:rPr>
+          <w:rStyle w:val="SpecialCharTok"/>
+        </w:rPr>
+        <w:t xml:space="preserve">~</w:t>
+      </w:r>
+      <w:r>
+        <w:rPr>
+          <w:rStyle w:val="NormalTok"/>
+        </w:rPr>
+        <w:t xml:space="preserve">., </w:t>
+      </w:r>
+      <w:r>
+        <w:rPr>
+          <w:rStyle w:val="AttributeTok"/>
+        </w:rPr>
+        <w:t xml:space="preserve">data=</w:t>
+      </w:r>
+      <w:r>
+        <w:rPr>
+          <w:rStyle w:val="NormalTok"/>
+        </w:rPr>
+        <w:t xml:space="preserve">toyota.corolla.df[,</w:t>
+      </w:r>
+      <w:r>
+        <w:rPr>
+          <w:rStyle w:val="SpecialCharTok"/>
+        </w:rPr>
+        <w:t xml:space="preserve">-</w:t>
+      </w:r>
+      <w:r>
+        <w:rPr>
+          <w:rStyle w:val="FunctionTok"/>
+        </w:rPr>
+        <w:t xml:space="preserve">c</w:t>
+      </w:r>
+      <w:r>
+        <w:rPr>
+          <w:rStyle w:val="NormalTok"/>
+        </w:rPr>
+        <w:t xml:space="preserve">(</w:t>
+      </w:r>
+      <w:r>
+        <w:rPr>
+          <w:rStyle w:val="DecValTok"/>
+        </w:rPr>
+        <w:t xml:space="preserve">1</w:t>
+      </w:r>
+      <w:r>
+        <w:rPr>
+          <w:rStyle w:val="NormalTok"/>
+        </w:rPr>
+        <w:t xml:space="preserve">,</w:t>
+      </w:r>
+      <w:r>
+        <w:rPr>
+          <w:rStyle w:val="DecValTok"/>
+        </w:rPr>
+        <w:t xml:space="preserve">2</w:t>
+      </w:r>
+      <w:r>
+        <w:rPr>
+          <w:rStyle w:val="NormalTok"/>
+        </w:rPr>
+        <w:t xml:space="preserve">,</w:t>
+      </w:r>
+      <w:r>
+        <w:rPr>
+          <w:rStyle w:val="DecValTok"/>
+        </w:rPr>
+        <w:t xml:space="preserve">8</w:t>
+      </w:r>
+      <w:r>
+        <w:rPr>
+          <w:rStyle w:val="NormalTok"/>
+        </w:rPr>
+        <w:t xml:space="preserve">,</w:t>
+      </w:r>
+      <w:r>
+        <w:rPr>
+          <w:rStyle w:val="DecValTok"/>
+        </w:rPr>
+        <w:t xml:space="preserve">11</w:t>
+      </w:r>
+      <w:r>
+        <w:rPr>
+          <w:rStyle w:val="NormalTok"/>
+        </w:rPr>
+        <w:t xml:space="preserve">)], </w:t>
+      </w:r>
+      <w:r>
+        <w:rPr>
+          <w:rStyle w:val="AttributeTok"/>
+        </w:rPr>
+        <w:t xml:space="preserve">subset=</w:t>
+      </w:r>
+      <w:r>
+        <w:rPr>
+          <w:rStyle w:val="NormalTok"/>
+        </w:rPr>
+        <w:t xml:space="preserve">training,</w:t>
+      </w:r>
+      <w:r>
+        <w:br/>
+      </w:r>
+      <w:r>
+        <w:rPr>
+          <w:rStyle w:val="NormalTok"/>
+        </w:rPr>
+        <w:t xml:space="preserve">          </w:t>
+      </w:r>
+      <w:r>
+        <w:rPr>
+          <w:rStyle w:val="AttributeTok"/>
+        </w:rPr>
+        <w:t xml:space="preserve">na.action=</w:t>
+      </w:r>
+      <w:r>
+        <w:rPr>
+          <w:rStyle w:val="NormalTok"/>
+        </w:rPr>
+        <w:t xml:space="preserve">na.exclude)</w:t>
+      </w:r>
+      <w:r>
+        <w:br/>
+      </w:r>
+      <w:r>
+        <w:rPr>
+          <w:rStyle w:val="NormalTok"/>
+        </w:rPr>
+        <w:t xml:space="preserve">pred_t </w:t>
+      </w:r>
+      <w:r>
+        <w:rPr>
+          <w:rStyle w:val="OtherTok"/>
+        </w:rPr>
+        <w:t xml:space="preserve">&lt;-</w:t>
+      </w:r>
+      <w:r>
+        <w:rPr>
+          <w:rStyle w:val="NormalTok"/>
+        </w:rPr>
+        <w:t xml:space="preserve"> </w:t>
+      </w:r>
+      <w:r>
+        <w:rPr>
+          <w:rStyle w:val="FunctionTok"/>
+        </w:rPr>
+        <w:t xml:space="preserve">predict</w:t>
+      </w:r>
+      <w:r>
+        <w:rPr>
+          <w:rStyle w:val="NormalTok"/>
+        </w:rPr>
+        <w:t xml:space="preserve">(reg, </w:t>
+      </w:r>
+      <w:r>
+        <w:rPr>
+          <w:rStyle w:val="AttributeTok"/>
+        </w:rPr>
+        <w:t xml:space="preserve">na.action=</w:t>
+      </w:r>
+      <w:r>
+        <w:rPr>
+          <w:rStyle w:val="NormalTok"/>
+        </w:rPr>
+        <w:t xml:space="preserve">na.pass)</w:t>
+      </w:r>
+      <w:r>
+        <w:br/>
+      </w:r>
+      <w:r>
+        <w:rPr>
+          <w:rStyle w:val="NormalTok"/>
+        </w:rPr>
+        <w:t xml:space="preserve">pred_v </w:t>
+      </w:r>
+      <w:r>
+        <w:rPr>
+          <w:rStyle w:val="OtherTok"/>
+        </w:rPr>
+        <w:t xml:space="preserve">&lt;-</w:t>
+      </w:r>
+      <w:r>
+        <w:rPr>
+          <w:rStyle w:val="NormalTok"/>
+        </w:rPr>
+        <w:t xml:space="preserve"> </w:t>
+      </w:r>
+      <w:r>
+        <w:rPr>
+          <w:rStyle w:val="FunctionTok"/>
+        </w:rPr>
+        <w:t xml:space="preserve">predict</w:t>
+      </w:r>
+      <w:r>
+        <w:rPr>
+          <w:rStyle w:val="NormalTok"/>
+        </w:rPr>
+        <w:t xml:space="preserve">(reg, </w:t>
+      </w:r>
+      <w:r>
+        <w:rPr>
+          <w:rStyle w:val="AttributeTok"/>
+        </w:rPr>
+        <w:t xml:space="preserve">newdata=</w:t>
+      </w:r>
+      <w:r>
+        <w:rPr>
+          <w:rStyle w:val="NormalTok"/>
+        </w:rPr>
+        <w:t xml:space="preserve">toyota.corolla.df[validation,</w:t>
+      </w:r>
+      <w:r>
+        <w:rPr>
+          <w:rStyle w:val="SpecialCharTok"/>
+        </w:rPr>
+        <w:t xml:space="preserve">-</w:t>
+      </w:r>
+      <w:r>
+        <w:rPr>
+          <w:rStyle w:val="FunctionTok"/>
+        </w:rPr>
+        <w:t xml:space="preserve">c</w:t>
+      </w:r>
+      <w:r>
+        <w:rPr>
+          <w:rStyle w:val="NormalTok"/>
+        </w:rPr>
+        <w:t xml:space="preserve">(</w:t>
+      </w:r>
+      <w:r>
+        <w:rPr>
+          <w:rStyle w:val="DecValTok"/>
+        </w:rPr>
+        <w:t xml:space="preserve">1</w:t>
+      </w:r>
+      <w:r>
+        <w:rPr>
+          <w:rStyle w:val="NormalTok"/>
+        </w:rPr>
+        <w:t xml:space="preserve">,</w:t>
+      </w:r>
+      <w:r>
+        <w:rPr>
+          <w:rStyle w:val="DecValTok"/>
+        </w:rPr>
+        <w:t xml:space="preserve">2</w:t>
+      </w:r>
+      <w:r>
+        <w:rPr>
+          <w:rStyle w:val="NormalTok"/>
+        </w:rPr>
+        <w:t xml:space="preserve">,</w:t>
+      </w:r>
+      <w:r>
+        <w:rPr>
+          <w:rStyle w:val="DecValTok"/>
+        </w:rPr>
+        <w:t xml:space="preserve">8</w:t>
+      </w:r>
+      <w:r>
+        <w:rPr>
+          <w:rStyle w:val="NormalTok"/>
+        </w:rPr>
+        <w:t xml:space="preserve">,</w:t>
+      </w:r>
+      <w:r>
+        <w:rPr>
+          <w:rStyle w:val="DecValTok"/>
+        </w:rPr>
+        <w:t xml:space="preserve">11</w:t>
+      </w:r>
+      <w:r>
+        <w:rPr>
+          <w:rStyle w:val="NormalTok"/>
+        </w:rPr>
+        <w:t xml:space="preserve">)],</w:t>
+      </w:r>
+      <w:r>
+        <w:br/>
+      </w:r>
+      <w:r>
+        <w:rPr>
+          <w:rStyle w:val="NormalTok"/>
+        </w:rPr>
+        <w:t xml:space="preserve">                  </w:t>
+      </w:r>
+      <w:r>
+        <w:rPr>
+          <w:rStyle w:val="AttributeTok"/>
+        </w:rPr>
+        <w:t xml:space="preserve">na.action=</w:t>
+      </w:r>
+      <w:r>
+        <w:rPr>
+          <w:rStyle w:val="NormalTok"/>
+        </w:rPr>
+        <w:t xml:space="preserve">na.pass)</w:t>
+      </w:r>
+      <w:r>
+        <w:br/>
+      </w:r>
+      <w:r>
+        <w:br/>
+      </w:r>
+      <w:r>
+        <w:rPr>
+          <w:rStyle w:val="DocumentationTok"/>
+        </w:rPr>
+        <w:t xml:space="preserve">## evaluate performance</w:t>
+      </w:r>
+      <w:r>
+        <w:br/>
+      </w:r>
+      <w:r>
+        <w:rPr>
+          <w:rStyle w:val="CommentTok"/>
+        </w:rPr>
+        <w:t xml:space="preserve"># training</w:t>
+      </w:r>
+      <w:r>
+        <w:br/>
+      </w:r>
+      <w:r>
+        <w:rPr>
+          <w:rStyle w:val="FunctionTok"/>
+        </w:rPr>
+        <w:t xml:space="preserve">accuracy</w:t>
+      </w:r>
+      <w:r>
+        <w:rPr>
+          <w:rStyle w:val="NormalTok"/>
+        </w:rPr>
+        <w:t xml:space="preserve">(pred_t, toyota.corolla.df[training,]</w:t>
+      </w:r>
+      <w:r>
+        <w:rPr>
+          <w:rStyle w:val="SpecialCharTok"/>
+        </w:rPr>
+        <w:t xml:space="preserve">$</w:t>
+      </w:r>
+      <w:r>
+        <w:rPr>
+          <w:rStyle w:val="NormalTok"/>
+        </w:rPr>
+        <w:t xml:space="preserve">Price)</w:t>
       </w:r>
     </w:p>
     <w:p>
@@ -711,36 +815,18 @@
       </w:pPr>
       <w:r>
         <w:rPr>
-          <w:rStyle w:val="CommentTok"/>
-        </w:rPr>
-        <w:t xml:space="preserve"># validation</w:t>
-      </w:r>
-      <w:r>
-        <w:br/>
-      </w:r>
-      <w:r>
-        <w:rPr>
-          <w:rStyle w:val="FunctionTok"/>
-        </w:rPr>
-        <w:t xml:space="preserve">accuracy</w:t>
-      </w:r>
-      <w:r>
-        <w:rPr>
-          <w:rStyle w:val="NormalTok"/>
-        </w:rPr>
-        <w:t xml:space="preserve">(pred_v, toyota.corolla.df[validation,]</w:t>
-      </w:r>
-      <w:r>
-        <w:rPr>
-          <w:rStyle w:val="SpecialCharTok"/>
-        </w:rPr>
-        <w:t xml:space="preserve">$</w:t>
-      </w:r>
-      <w:r>
-        <w:rPr>
-          <w:rStyle w:val="NormalTok"/>
-        </w:rPr>
-        <w:t xml:space="preserve">Price)</w:t>
+          <w:rStyle w:val="VerbatimChar"/>
+        </w:rPr>
+        <w:t xml:space="preserve">                    ME     RMSE    MAE      MPE     MAPE</w:t>
+      </w:r>
+      <w:r>
+        <w:br/>
+      </w:r>
+      <w:r>
+        <w:rPr>
+          <w:rStyle w:val="VerbatimChar"/>
+        </w:rPr>
+        <w:t xml:space="preserve">Test set -2.805695e-11 1085.551 792.22 -1.03633 8.220624</w:t>
       </w:r>
     </w:p>
     <w:p>
@@ -749,6 +835,44 @@
       </w:pPr>
       <w:r>
         <w:rPr>
+          <w:rStyle w:val="CommentTok"/>
+        </w:rPr>
+        <w:t xml:space="preserve"># validation</w:t>
+      </w:r>
+      <w:r>
+        <w:br/>
+      </w:r>
+      <w:r>
+        <w:rPr>
+          <w:rStyle w:val="FunctionTok"/>
+        </w:rPr>
+        <w:t xml:space="preserve">accuracy</w:t>
+      </w:r>
+      <w:r>
+        <w:rPr>
+          <w:rStyle w:val="NormalTok"/>
+        </w:rPr>
+        <w:t xml:space="preserve">(pred_v, toyota.corolla.df[validation,]</w:t>
+      </w:r>
+      <w:r>
+        <w:rPr>
+          <w:rStyle w:val="SpecialCharTok"/>
+        </w:rPr>
+        <w:t xml:space="preserve">$</w:t>
+      </w:r>
+      <w:r>
+        <w:rPr>
+          <w:rStyle w:val="NormalTok"/>
+        </w:rPr>
+        <w:t xml:space="preserve">Price)</w:t>
+      </w:r>
+    </w:p>
+    <w:p>
+      <w:pPr>
+        <w:pStyle w:val="SourceCode"/>
+      </w:pPr>
+      <w:r>
+        <w:rPr>
           <w:rStyle w:val="VerbatimChar"/>
         </w:rPr>
         <w:t xml:space="preserve">               ME     RMSE      MAE        MPE     MAPE</w:t>
@@ -760,7 +884,7 @@
         <w:rPr>
           <w:rStyle w:val="VerbatimChar"/>
         </w:rPr>
-        <w:t xml:space="preserve">Test set 141.3514 1179.312 846.1263 0.05485762 7.884228</w:t>
+        <w:t xml:space="preserve">Test set 66.57325 1112.567 855.2355 0.05610621 8.256184</w:t>
       </w:r>
     </w:p>
     <w:bookmarkEnd w:id="20"/>
@@ -2106,7 +2230,7 @@
         <w:rPr>
           <w:rStyle w:val="VerbatimChar"/>
         </w:rPr>
-        <w:t xml:space="preserve">Loading required package: ggplot2</w:t>
+        <w:t xml:space="preserve">Loading required package: lattice</w:t>
       </w:r>
     </w:p>
     <w:p>
@@ -2114,10 +2238,36 @@
         <w:pStyle w:val="SourceCode"/>
       </w:pPr>
       <w:r>
+        <w:br/>
+      </w:r>
+      <w:r>
         <w:rPr>
           <w:rStyle w:val="VerbatimChar"/>
         </w:rPr>
-        <w:t xml:space="preserve">Loading required package: lattice</w:t>
+        <w:t xml:space="preserve">Attaching package: 'caret'</w:t>
+      </w:r>
+    </w:p>
+    <w:p>
+      <w:pPr>
+        <w:pStyle w:val="SourceCode"/>
+      </w:pPr>
+      <w:r>
+        <w:rPr>
+          <w:rStyle w:val="VerbatimChar"/>
+        </w:rPr>
+        <w:t xml:space="preserve">The following object is masked from 'package:purrr':</w:t>
+      </w:r>
+      <w:r>
+        <w:br/>
+      </w:r>
+      <w:r>
+        <w:br/>
+      </w:r>
+      <w:r>
+        <w:rPr>
+          <w:rStyle w:val="VerbatimChar"/>
+        </w:rPr>
+        <w:t xml:space="preserve">    lift</w:t>
       </w:r>
     </w:p>
     <w:p>
@@ -4693,7 +4843,7 @@
   </w:style>
   <w:style w:styleId="Subtitle" w:type="paragraph">
     <w:name w:val="Subtitle"/>
-    <w:basedOn w:val="Title"/>
+    <w:basedOn w:val="Normal"/>
     <w:next w:val="BodyText"/>
     <w:link w:val="SubtitleChar"/>
     <w:uiPriority w:val="11"/>
@@ -4706,6 +4856,7 @@
     </w:pPr>
     <w:rPr>
       <w:rFonts w:cstheme="majorBidi" w:eastAsiaTheme="majorEastAsia"/>
+      <w:color w:themeColor="text1" w:themeTint="A6" w:val="595959"/>
       <w:spacing w:val="15"/>
       <w:sz w:val="28"/>
       <w:szCs w:val="28"/>
@@ -4758,6 +4909,7 @@
     </w:pPr>
     <w:rPr>
       <w:b/>
+      <w:color w:val="345A8A"/>
       <w:sz w:val="20"/>
       <w:szCs w:val="20"/>
     </w:rPr>

--- a/docs/Course/MGS3701/03_Lecture_Note/LectureNote_Chad/PPT/chapter6/chapter6_notebook.docx
+++ b/docs/Course/MGS3701/03_Lecture_Note/LectureNote_Chad/PPT/chapter6/chapter6_notebook.docx
@@ -7,31 +7,7 @@
         <w:pStyle w:val="Title"/>
       </w:pPr>
       <w:r>
-        <w:t xml:space="preserve">[Lecture</w:t>
-      </w:r>
-      <w:r>
-        <w:t xml:space="preserve"> </w:t>
-      </w:r>
-      <w:r>
-        <w:t xml:space="preserve">Notebook]</w:t>
-      </w:r>
-      <w:r>
-        <w:t xml:space="preserve"> </w:t>
-      </w:r>
-      <w:r>
-        <w:t xml:space="preserve">Evaluating</w:t>
-      </w:r>
-      <w:r>
-        <w:t xml:space="preserve"> </w:t>
-      </w:r>
-      <w:r>
-        <w:t xml:space="preserve">Predictive</w:t>
-      </w:r>
-      <w:r>
-        <w:t xml:space="preserve"> </w:t>
-      </w:r>
-      <w:r>
-        <w:t xml:space="preserve">Performance</w:t>
+        <w:t xml:space="preserve">[Lecture Notebook] Evaluating Predictive Performance</w:t>
       </w:r>
     </w:p>
     <w:p>
@@ -39,31 +15,7 @@
         <w:pStyle w:val="Subtitle"/>
       </w:pPr>
       <w:r>
-        <w:t xml:space="preserve">MGS3701</w:t>
-      </w:r>
-      <w:r>
-        <w:t xml:space="preserve"> </w:t>
-      </w:r>
-      <w:r>
-        <w:t xml:space="preserve">Data</w:t>
-      </w:r>
-      <w:r>
-        <w:t xml:space="preserve"> </w:t>
-      </w:r>
-      <w:r>
-        <w:t xml:space="preserve">Mining,</w:t>
-      </w:r>
-      <w:r>
-        <w:t xml:space="preserve"> </w:t>
-      </w:r>
-      <w:r>
-        <w:t xml:space="preserve">Spring</w:t>
-      </w:r>
-      <w:r>
-        <w:t xml:space="preserve"> </w:t>
-      </w:r>
-      <w:r>
-        <w:t xml:space="preserve">2025</w:t>
+        <w:t xml:space="preserve">MGS3701 Data Mining, Spring 2025</w:t>
       </w:r>
     </w:p>
     <w:p>
@@ -71,19 +23,7 @@
         <w:pStyle w:val="Author"/>
       </w:pPr>
       <w:r>
-        <w:t xml:space="preserve">Chad</w:t>
-      </w:r>
-      <w:r>
-        <w:t xml:space="preserve"> </w:t>
-      </w:r>
-      <w:r>
-        <w:t xml:space="preserve">(Chungil</w:t>
-      </w:r>
-      <w:r>
-        <w:t xml:space="preserve"> </w:t>
-      </w:r>
-      <w:r>
-        <w:t xml:space="preserve">Chae)</w:t>
+        <w:t xml:space="preserve">Chad (Chungil Chae)</w:t>
       </w:r>
     </w:p>
     <w:p>
@@ -91,33 +31,7 @@
         <w:pStyle w:val="Date"/>
       </w:pPr>
       <w:r>
-        <w:t xml:space="preserve">Sun,</w:t>
-      </w:r>
-      <w:r>
-        <w:t xml:space="preserve"> </w:t>
-      </w:r>
-      <w:r>
-        <w:t xml:space="preserve">25</w:t>
-      </w:r>
-      <w:r>
-        <w:t xml:space="preserve"> </w:t>
-      </w:r>
-      <w:r>
-        <w:t xml:space="preserve">May</w:t>
-      </w:r>
-      <w:r>
-        <w:t xml:space="preserve"> </w:t>
-      </w:r>
-      <w:r>
-        <w:t xml:space="preserve">2025</w:t>
-      </w:r>
-    </w:p>
-    <w:p>
-      <w:pPr>
-        <w:pStyle w:val="AbstractTitle"/>
-      </w:pPr>
-      <w:r>
-        <w:t xml:space="preserve">Abstract</w:t>
+        <w:t xml:space="preserve">Mon, 26 May 2025</w:t>
       </w:r>
     </w:p>
     <w:bookmarkStart w:id="20" w:name="table-5.1"/>
@@ -190,36 +104,585 @@
       </w:pPr>
       <w:r>
         <w:rPr>
-          <w:rStyle w:val="VerbatimChar"/>
-        </w:rPr>
-        <w:t xml:space="preserve">Registered S3 methods overwritten by 'forecast':</w:t>
-      </w:r>
-      <w:r>
-        <w:br/>
-      </w:r>
-      <w:r>
-        <w:rPr>
-          <w:rStyle w:val="VerbatimChar"/>
-        </w:rPr>
-        <w:t xml:space="preserve">  method  from </w:t>
-      </w:r>
-      <w:r>
-        <w:br/>
-      </w:r>
-      <w:r>
-        <w:rPr>
-          <w:rStyle w:val="VerbatimChar"/>
-        </w:rPr>
-        <w:t xml:space="preserve">  head.ts stats</w:t>
-      </w:r>
-      <w:r>
-        <w:br/>
-      </w:r>
-      <w:r>
-        <w:rPr>
-          <w:rStyle w:val="VerbatimChar"/>
-        </w:rPr>
-        <w:t xml:space="preserve">  tail.ts stats</w:t>
+          <w:rStyle w:val="CommentTok"/>
+        </w:rPr>
+        <w:t xml:space="preserve"># load file</w:t>
+      </w:r>
+      <w:r>
+        <w:br/>
+      </w:r>
+      <w:r>
+        <w:rPr>
+          <w:rStyle w:val="NormalTok"/>
+        </w:rPr>
+        <w:t xml:space="preserve">toyota.corolla.df </w:t>
+      </w:r>
+      <w:r>
+        <w:rPr>
+          <w:rStyle w:val="OtherTok"/>
+        </w:rPr>
+        <w:t xml:space="preserve">&lt;-</w:t>
+      </w:r>
+      <w:r>
+        <w:rPr>
+          <w:rStyle w:val="NormalTok"/>
+        </w:rPr>
+        <w:t xml:space="preserve"> </w:t>
+      </w:r>
+      <w:r>
+        <w:rPr>
+          <w:rStyle w:val="FunctionTok"/>
+        </w:rPr>
+        <w:t xml:space="preserve">read.csv</w:t>
+      </w:r>
+      <w:r>
+        <w:rPr>
+          <w:rStyle w:val="NormalTok"/>
+        </w:rPr>
+        <w:t xml:space="preserve">(</w:t>
+      </w:r>
+      <w:r>
+        <w:rPr>
+          <w:rStyle w:val="StringTok"/>
+        </w:rPr>
+        <w:t xml:space="preserve">"data/ToyotaCorolla.csv"</w:t>
+      </w:r>
+      <w:r>
+        <w:rPr>
+          <w:rStyle w:val="NormalTok"/>
+        </w:rPr>
+        <w:t xml:space="preserve">)</w:t>
+      </w:r>
+      <w:r>
+        <w:br/>
+      </w:r>
+      <w:r>
+        <w:br/>
+      </w:r>
+      <w:r>
+        <w:rPr>
+          <w:rStyle w:val="CommentTok"/>
+        </w:rPr>
+        <w:t xml:space="preserve"># randomly generate training and validation sets</w:t>
+      </w:r>
+      <w:r>
+        <w:br/>
+      </w:r>
+      <w:r>
+        <w:rPr>
+          <w:rStyle w:val="NormalTok"/>
+        </w:rPr>
+        <w:t xml:space="preserve">training </w:t>
+      </w:r>
+      <w:r>
+        <w:rPr>
+          <w:rStyle w:val="OtherTok"/>
+        </w:rPr>
+        <w:t xml:space="preserve">&lt;-</w:t>
+      </w:r>
+      <w:r>
+        <w:rPr>
+          <w:rStyle w:val="NormalTok"/>
+        </w:rPr>
+        <w:t xml:space="preserve"> </w:t>
+      </w:r>
+      <w:r>
+        <w:rPr>
+          <w:rStyle w:val="FunctionTok"/>
+        </w:rPr>
+        <w:t xml:space="preserve">sample</w:t>
+      </w:r>
+      <w:r>
+        <w:rPr>
+          <w:rStyle w:val="NormalTok"/>
+        </w:rPr>
+        <w:t xml:space="preserve">(toyota.corolla.df</w:t>
+      </w:r>
+      <w:r>
+        <w:rPr>
+          <w:rStyle w:val="SpecialCharTok"/>
+        </w:rPr>
+        <w:t xml:space="preserve">$</w:t>
+      </w:r>
+      <w:r>
+        <w:rPr>
+          <w:rStyle w:val="NormalTok"/>
+        </w:rPr>
+        <w:t xml:space="preserve">Id, </w:t>
+      </w:r>
+      <w:r>
+        <w:rPr>
+          <w:rStyle w:val="DecValTok"/>
+        </w:rPr>
+        <w:t xml:space="preserve">600</w:t>
+      </w:r>
+      <w:r>
+        <w:rPr>
+          <w:rStyle w:val="NormalTok"/>
+        </w:rPr>
+        <w:t xml:space="preserve">)</w:t>
+      </w:r>
+      <w:r>
+        <w:br/>
+      </w:r>
+      <w:r>
+        <w:rPr>
+          <w:rStyle w:val="NormalTok"/>
+        </w:rPr>
+        <w:t xml:space="preserve">validation </w:t>
+      </w:r>
+      <w:r>
+        <w:rPr>
+          <w:rStyle w:val="OtherTok"/>
+        </w:rPr>
+        <w:t xml:space="preserve">&lt;-</w:t>
+      </w:r>
+      <w:r>
+        <w:rPr>
+          <w:rStyle w:val="NormalTok"/>
+        </w:rPr>
+        <w:t xml:space="preserve"> </w:t>
+      </w:r>
+      <w:r>
+        <w:rPr>
+          <w:rStyle w:val="FunctionTok"/>
+        </w:rPr>
+        <w:t xml:space="preserve">sample</w:t>
+      </w:r>
+      <w:r>
+        <w:rPr>
+          <w:rStyle w:val="NormalTok"/>
+        </w:rPr>
+        <w:t xml:space="preserve">(</w:t>
+      </w:r>
+      <w:r>
+        <w:rPr>
+          <w:rStyle w:val="FunctionTok"/>
+        </w:rPr>
+        <w:t xml:space="preserve">setdiff</w:t>
+      </w:r>
+      <w:r>
+        <w:rPr>
+          <w:rStyle w:val="NormalTok"/>
+        </w:rPr>
+        <w:t xml:space="preserve">(toyota.corolla.df</w:t>
+      </w:r>
+      <w:r>
+        <w:rPr>
+          <w:rStyle w:val="SpecialCharTok"/>
+        </w:rPr>
+        <w:t xml:space="preserve">$</w:t>
+      </w:r>
+      <w:r>
+        <w:rPr>
+          <w:rStyle w:val="NormalTok"/>
+        </w:rPr>
+        <w:t xml:space="preserve">Id, training), </w:t>
+      </w:r>
+      <w:r>
+        <w:rPr>
+          <w:rStyle w:val="DecValTok"/>
+        </w:rPr>
+        <w:t xml:space="preserve">400</w:t>
+      </w:r>
+      <w:r>
+        <w:rPr>
+          <w:rStyle w:val="NormalTok"/>
+        </w:rPr>
+        <w:t xml:space="preserve">)</w:t>
+      </w:r>
+      <w:r>
+        <w:br/>
+      </w:r>
+      <w:r>
+        <w:br/>
+      </w:r>
+      <w:r>
+        <w:rPr>
+          <w:rStyle w:val="CommentTok"/>
+        </w:rPr>
+        <w:t xml:space="preserve"># run linear regression model</w:t>
+      </w:r>
+      <w:r>
+        <w:br/>
+      </w:r>
+      <w:r>
+        <w:rPr>
+          <w:rStyle w:val="NormalTok"/>
+        </w:rPr>
+        <w:t xml:space="preserve">reg </w:t>
+      </w:r>
+      <w:r>
+        <w:rPr>
+          <w:rStyle w:val="OtherTok"/>
+        </w:rPr>
+        <w:t xml:space="preserve">&lt;-</w:t>
+      </w:r>
+      <w:r>
+        <w:rPr>
+          <w:rStyle w:val="NormalTok"/>
+        </w:rPr>
+        <w:t xml:space="preserve"> </w:t>
+      </w:r>
+      <w:r>
+        <w:rPr>
+          <w:rStyle w:val="FunctionTok"/>
+        </w:rPr>
+        <w:t xml:space="preserve">lm</w:t>
+      </w:r>
+      <w:r>
+        <w:rPr>
+          <w:rStyle w:val="NormalTok"/>
+        </w:rPr>
+        <w:t xml:space="preserve">(Price</w:t>
+      </w:r>
+      <w:r>
+        <w:rPr>
+          <w:rStyle w:val="SpecialCharTok"/>
+        </w:rPr>
+        <w:t xml:space="preserve">~</w:t>
+      </w:r>
+      <w:r>
+        <w:rPr>
+          <w:rStyle w:val="NormalTok"/>
+        </w:rPr>
+        <w:t xml:space="preserve">., </w:t>
+      </w:r>
+      <w:r>
+        <w:rPr>
+          <w:rStyle w:val="AttributeTok"/>
+        </w:rPr>
+        <w:t xml:space="preserve">data=</w:t>
+      </w:r>
+      <w:r>
+        <w:rPr>
+          <w:rStyle w:val="NormalTok"/>
+        </w:rPr>
+        <w:t xml:space="preserve">toyota.corolla.df[,</w:t>
+      </w:r>
+      <w:r>
+        <w:rPr>
+          <w:rStyle w:val="SpecialCharTok"/>
+        </w:rPr>
+        <w:t xml:space="preserve">-</w:t>
+      </w:r>
+      <w:r>
+        <w:rPr>
+          <w:rStyle w:val="FunctionTok"/>
+        </w:rPr>
+        <w:t xml:space="preserve">c</w:t>
+      </w:r>
+      <w:r>
+        <w:rPr>
+          <w:rStyle w:val="NormalTok"/>
+        </w:rPr>
+        <w:t xml:space="preserve">(</w:t>
+      </w:r>
+      <w:r>
+        <w:rPr>
+          <w:rStyle w:val="DecValTok"/>
+        </w:rPr>
+        <w:t xml:space="preserve">1</w:t>
+      </w:r>
+      <w:r>
+        <w:rPr>
+          <w:rStyle w:val="NormalTok"/>
+        </w:rPr>
+        <w:t xml:space="preserve">,</w:t>
+      </w:r>
+      <w:r>
+        <w:rPr>
+          <w:rStyle w:val="DecValTok"/>
+        </w:rPr>
+        <w:t xml:space="preserve">2</w:t>
+      </w:r>
+      <w:r>
+        <w:rPr>
+          <w:rStyle w:val="NormalTok"/>
+        </w:rPr>
+        <w:t xml:space="preserve">,</w:t>
+      </w:r>
+      <w:r>
+        <w:rPr>
+          <w:rStyle w:val="DecValTok"/>
+        </w:rPr>
+        <w:t xml:space="preserve">8</w:t>
+      </w:r>
+      <w:r>
+        <w:rPr>
+          <w:rStyle w:val="NormalTok"/>
+        </w:rPr>
+        <w:t xml:space="preserve">,</w:t>
+      </w:r>
+      <w:r>
+        <w:rPr>
+          <w:rStyle w:val="DecValTok"/>
+        </w:rPr>
+        <w:t xml:space="preserve">11</w:t>
+      </w:r>
+      <w:r>
+        <w:rPr>
+          <w:rStyle w:val="NormalTok"/>
+        </w:rPr>
+        <w:t xml:space="preserve">)], </w:t>
+      </w:r>
+      <w:r>
+        <w:rPr>
+          <w:rStyle w:val="AttributeTok"/>
+        </w:rPr>
+        <w:t xml:space="preserve">subset=</w:t>
+      </w:r>
+      <w:r>
+        <w:rPr>
+          <w:rStyle w:val="NormalTok"/>
+        </w:rPr>
+        <w:t xml:space="preserve">training,</w:t>
+      </w:r>
+      <w:r>
+        <w:br/>
+      </w:r>
+      <w:r>
+        <w:rPr>
+          <w:rStyle w:val="NormalTok"/>
+        </w:rPr>
+        <w:t xml:space="preserve">          </w:t>
+      </w:r>
+      <w:r>
+        <w:rPr>
+          <w:rStyle w:val="AttributeTok"/>
+        </w:rPr>
+        <w:t xml:space="preserve">na.action=</w:t>
+      </w:r>
+      <w:r>
+        <w:rPr>
+          <w:rStyle w:val="NormalTok"/>
+        </w:rPr>
+        <w:t xml:space="preserve">na.exclude)</w:t>
+      </w:r>
+      <w:r>
+        <w:br/>
+      </w:r>
+      <w:r>
+        <w:rPr>
+          <w:rStyle w:val="NormalTok"/>
+        </w:rPr>
+        <w:t xml:space="preserve">pred_t </w:t>
+      </w:r>
+      <w:r>
+        <w:rPr>
+          <w:rStyle w:val="OtherTok"/>
+        </w:rPr>
+        <w:t xml:space="preserve">&lt;-</w:t>
+      </w:r>
+      <w:r>
+        <w:rPr>
+          <w:rStyle w:val="NormalTok"/>
+        </w:rPr>
+        <w:t xml:space="preserve"> </w:t>
+      </w:r>
+      <w:r>
+        <w:rPr>
+          <w:rStyle w:val="FunctionTok"/>
+        </w:rPr>
+        <w:t xml:space="preserve">predict</w:t>
+      </w:r>
+      <w:r>
+        <w:rPr>
+          <w:rStyle w:val="NormalTok"/>
+        </w:rPr>
+        <w:t xml:space="preserve">(reg, </w:t>
+      </w:r>
+      <w:r>
+        <w:rPr>
+          <w:rStyle w:val="AttributeTok"/>
+        </w:rPr>
+        <w:t xml:space="preserve">na.action=</w:t>
+      </w:r>
+      <w:r>
+        <w:rPr>
+          <w:rStyle w:val="NormalTok"/>
+        </w:rPr>
+        <w:t xml:space="preserve">na.pass)</w:t>
+      </w:r>
+      <w:r>
+        <w:br/>
+      </w:r>
+      <w:r>
+        <w:rPr>
+          <w:rStyle w:val="NormalTok"/>
+        </w:rPr>
+        <w:t xml:space="preserve">pred_v </w:t>
+      </w:r>
+      <w:r>
+        <w:rPr>
+          <w:rStyle w:val="OtherTok"/>
+        </w:rPr>
+        <w:t xml:space="preserve">&lt;-</w:t>
+      </w:r>
+      <w:r>
+        <w:rPr>
+          <w:rStyle w:val="NormalTok"/>
+        </w:rPr>
+        <w:t xml:space="preserve"> </w:t>
+      </w:r>
+      <w:r>
+        <w:rPr>
+          <w:rStyle w:val="FunctionTok"/>
+        </w:rPr>
+        <w:t xml:space="preserve">predict</w:t>
+      </w:r>
+      <w:r>
+        <w:rPr>
+          <w:rStyle w:val="NormalTok"/>
+        </w:rPr>
+        <w:t xml:space="preserve">(reg, </w:t>
+      </w:r>
+      <w:r>
+        <w:rPr>
+          <w:rStyle w:val="AttributeTok"/>
+        </w:rPr>
+        <w:t xml:space="preserve">newdata=</w:t>
+      </w:r>
+      <w:r>
+        <w:rPr>
+          <w:rStyle w:val="NormalTok"/>
+        </w:rPr>
+        <w:t xml:space="preserve">toyota.corolla.df[validation,</w:t>
+      </w:r>
+      <w:r>
+        <w:rPr>
+          <w:rStyle w:val="SpecialCharTok"/>
+        </w:rPr>
+        <w:t xml:space="preserve">-</w:t>
+      </w:r>
+      <w:r>
+        <w:rPr>
+          <w:rStyle w:val="FunctionTok"/>
+        </w:rPr>
+        <w:t xml:space="preserve">c</w:t>
+      </w:r>
+      <w:r>
+        <w:rPr>
+          <w:rStyle w:val="NormalTok"/>
+        </w:rPr>
+        <w:t xml:space="preserve">(</w:t>
+      </w:r>
+      <w:r>
+        <w:rPr>
+          <w:rStyle w:val="DecValTok"/>
+        </w:rPr>
+        <w:t xml:space="preserve">1</w:t>
+      </w:r>
+      <w:r>
+        <w:rPr>
+          <w:rStyle w:val="NormalTok"/>
+        </w:rPr>
+        <w:t xml:space="preserve">,</w:t>
+      </w:r>
+      <w:r>
+        <w:rPr>
+          <w:rStyle w:val="DecValTok"/>
+        </w:rPr>
+        <w:t xml:space="preserve">2</w:t>
+      </w:r>
+      <w:r>
+        <w:rPr>
+          <w:rStyle w:val="NormalTok"/>
+        </w:rPr>
+        <w:t xml:space="preserve">,</w:t>
+      </w:r>
+      <w:r>
+        <w:rPr>
+          <w:rStyle w:val="DecValTok"/>
+        </w:rPr>
+        <w:t xml:space="preserve">8</w:t>
+      </w:r>
+      <w:r>
+        <w:rPr>
+          <w:rStyle w:val="NormalTok"/>
+        </w:rPr>
+        <w:t xml:space="preserve">,</w:t>
+      </w:r>
+      <w:r>
+        <w:rPr>
+          <w:rStyle w:val="DecValTok"/>
+        </w:rPr>
+        <w:t xml:space="preserve">11</w:t>
+      </w:r>
+      <w:r>
+        <w:rPr>
+          <w:rStyle w:val="NormalTok"/>
+        </w:rPr>
+        <w:t xml:space="preserve">)],</w:t>
+      </w:r>
+      <w:r>
+        <w:br/>
+      </w:r>
+      <w:r>
+        <w:rPr>
+          <w:rStyle w:val="NormalTok"/>
+        </w:rPr>
+        <w:t xml:space="preserve">                  </w:t>
+      </w:r>
+      <w:r>
+        <w:rPr>
+          <w:rStyle w:val="AttributeTok"/>
+        </w:rPr>
+        <w:t xml:space="preserve">na.action=</w:t>
+      </w:r>
+      <w:r>
+        <w:rPr>
+          <w:rStyle w:val="NormalTok"/>
+        </w:rPr>
+        <w:t xml:space="preserve">na.pass)</w:t>
+      </w:r>
+      <w:r>
+        <w:br/>
+      </w:r>
+      <w:r>
+        <w:br/>
+      </w:r>
+      <w:r>
+        <w:rPr>
+          <w:rStyle w:val="DocumentationTok"/>
+        </w:rPr>
+        <w:t xml:space="preserve">## evaluate performance</w:t>
+      </w:r>
+      <w:r>
+        <w:br/>
+      </w:r>
+      <w:r>
+        <w:rPr>
+          <w:rStyle w:val="CommentTok"/>
+        </w:rPr>
+        <w:t xml:space="preserve"># training</w:t>
+      </w:r>
+      <w:r>
+        <w:br/>
+      </w:r>
+      <w:r>
+        <w:rPr>
+          <w:rStyle w:val="FunctionTok"/>
+        </w:rPr>
+        <w:t xml:space="preserve">accuracy</w:t>
+      </w:r>
+      <w:r>
+        <w:rPr>
+          <w:rStyle w:val="NormalTok"/>
+        </w:rPr>
+        <w:t xml:space="preserve">(pred_t, toyota.corolla.df[training,]</w:t>
+      </w:r>
+      <w:r>
+        <w:rPr>
+          <w:rStyle w:val="SpecialCharTok"/>
+        </w:rPr>
+        <w:t xml:space="preserve">$</w:t>
+      </w:r>
+      <w:r>
+        <w:rPr>
+          <w:rStyle w:val="NormalTok"/>
+        </w:rPr>
+        <w:t xml:space="preserve">Price)</w:t>
       </w:r>
     </w:p>
     <w:p>
@@ -228,585 +691,18 @@
       </w:pPr>
       <w:r>
         <w:rPr>
-          <w:rStyle w:val="CommentTok"/>
-        </w:rPr>
-        <w:t xml:space="preserve"># load file</w:t>
-      </w:r>
-      <w:r>
-        <w:br/>
-      </w:r>
-      <w:r>
-        <w:rPr>
-          <w:rStyle w:val="NormalTok"/>
-        </w:rPr>
-        <w:t xml:space="preserve">toyota.corolla.df </w:t>
-      </w:r>
-      <w:r>
-        <w:rPr>
-          <w:rStyle w:val="OtherTok"/>
-        </w:rPr>
-        <w:t xml:space="preserve">&lt;-</w:t>
-      </w:r>
-      <w:r>
-        <w:rPr>
-          <w:rStyle w:val="NormalTok"/>
-        </w:rPr>
-        <w:t xml:space="preserve"> </w:t>
-      </w:r>
-      <w:r>
-        <w:rPr>
-          <w:rStyle w:val="FunctionTok"/>
-        </w:rPr>
-        <w:t xml:space="preserve">read.csv</w:t>
-      </w:r>
-      <w:r>
-        <w:rPr>
-          <w:rStyle w:val="NormalTok"/>
-        </w:rPr>
-        <w:t xml:space="preserve">(</w:t>
-      </w:r>
-      <w:r>
-        <w:rPr>
-          <w:rStyle w:val="StringTok"/>
-        </w:rPr>
-        <w:t xml:space="preserve">"data/ToyotaCorolla.csv"</w:t>
-      </w:r>
-      <w:r>
-        <w:rPr>
-          <w:rStyle w:val="NormalTok"/>
-        </w:rPr>
-        <w:t xml:space="preserve">)</w:t>
-      </w:r>
-      <w:r>
-        <w:br/>
-      </w:r>
-      <w:r>
-        <w:br/>
-      </w:r>
-      <w:r>
-        <w:rPr>
-          <w:rStyle w:val="CommentTok"/>
-        </w:rPr>
-        <w:t xml:space="preserve"># randomly generate training and validation sets</w:t>
-      </w:r>
-      <w:r>
-        <w:br/>
-      </w:r>
-      <w:r>
-        <w:rPr>
-          <w:rStyle w:val="NormalTok"/>
-        </w:rPr>
-        <w:t xml:space="preserve">training </w:t>
-      </w:r>
-      <w:r>
-        <w:rPr>
-          <w:rStyle w:val="OtherTok"/>
-        </w:rPr>
-        <w:t xml:space="preserve">&lt;-</w:t>
-      </w:r>
-      <w:r>
-        <w:rPr>
-          <w:rStyle w:val="NormalTok"/>
-        </w:rPr>
-        <w:t xml:space="preserve"> </w:t>
-      </w:r>
-      <w:r>
-        <w:rPr>
-          <w:rStyle w:val="FunctionTok"/>
-        </w:rPr>
-        <w:t xml:space="preserve">sample</w:t>
-      </w:r>
-      <w:r>
-        <w:rPr>
-          <w:rStyle w:val="NormalTok"/>
-        </w:rPr>
-        <w:t xml:space="preserve">(toyota.corolla.df</w:t>
-      </w:r>
-      <w:r>
-        <w:rPr>
-          <w:rStyle w:val="SpecialCharTok"/>
-        </w:rPr>
-        <w:t xml:space="preserve">$</w:t>
-      </w:r>
-      <w:r>
-        <w:rPr>
-          <w:rStyle w:val="NormalTok"/>
-        </w:rPr>
-        <w:t xml:space="preserve">Id, </w:t>
-      </w:r>
-      <w:r>
-        <w:rPr>
-          <w:rStyle w:val="DecValTok"/>
-        </w:rPr>
-        <w:t xml:space="preserve">600</w:t>
-      </w:r>
-      <w:r>
-        <w:rPr>
-          <w:rStyle w:val="NormalTok"/>
-        </w:rPr>
-        <w:t xml:space="preserve">)</w:t>
-      </w:r>
-      <w:r>
-        <w:br/>
-      </w:r>
-      <w:r>
-        <w:rPr>
-          <w:rStyle w:val="NormalTok"/>
-        </w:rPr>
-        <w:t xml:space="preserve">validation </w:t>
-      </w:r>
-      <w:r>
-        <w:rPr>
-          <w:rStyle w:val="OtherTok"/>
-        </w:rPr>
-        <w:t xml:space="preserve">&lt;-</w:t>
-      </w:r>
-      <w:r>
-        <w:rPr>
-          <w:rStyle w:val="NormalTok"/>
-        </w:rPr>
-        <w:t xml:space="preserve"> </w:t>
-      </w:r>
-      <w:r>
-        <w:rPr>
-          <w:rStyle w:val="FunctionTok"/>
-        </w:rPr>
-        <w:t xml:space="preserve">sample</w:t>
-      </w:r>
-      <w:r>
-        <w:rPr>
-          <w:rStyle w:val="NormalTok"/>
-        </w:rPr>
-        <w:t xml:space="preserve">(</w:t>
-      </w:r>
-      <w:r>
-        <w:rPr>
-          <w:rStyle w:val="FunctionTok"/>
-        </w:rPr>
-        <w:t xml:space="preserve">setdiff</w:t>
-      </w:r>
-      <w:r>
-        <w:rPr>
-          <w:rStyle w:val="NormalTok"/>
-        </w:rPr>
-        <w:t xml:space="preserve">(toyota.corolla.df</w:t>
-      </w:r>
-      <w:r>
-        <w:rPr>
-          <w:rStyle w:val="SpecialCharTok"/>
-        </w:rPr>
-        <w:t xml:space="preserve">$</w:t>
-      </w:r>
-      <w:r>
-        <w:rPr>
-          <w:rStyle w:val="NormalTok"/>
-        </w:rPr>
-        <w:t xml:space="preserve">Id, training), </w:t>
-      </w:r>
-      <w:r>
-        <w:rPr>
-          <w:rStyle w:val="DecValTok"/>
-        </w:rPr>
-        <w:t xml:space="preserve">400</w:t>
-      </w:r>
-      <w:r>
-        <w:rPr>
-          <w:rStyle w:val="NormalTok"/>
-        </w:rPr>
-        <w:t xml:space="preserve">)</w:t>
-      </w:r>
-      <w:r>
-        <w:br/>
-      </w:r>
-      <w:r>
-        <w:br/>
-      </w:r>
-      <w:r>
-        <w:rPr>
-          <w:rStyle w:val="CommentTok"/>
-        </w:rPr>
-        <w:t xml:space="preserve"># run linear regression model</w:t>
-      </w:r>
-      <w:r>
-        <w:br/>
-      </w:r>
-      <w:r>
-        <w:rPr>
-          <w:rStyle w:val="NormalTok"/>
-        </w:rPr>
-        <w:t xml:space="preserve">reg </w:t>
-      </w:r>
-      <w:r>
-        <w:rPr>
-          <w:rStyle w:val="OtherTok"/>
-        </w:rPr>
-        <w:t xml:space="preserve">&lt;-</w:t>
-      </w:r>
-      <w:r>
-        <w:rPr>
-          <w:rStyle w:val="NormalTok"/>
-        </w:rPr>
-        <w:t xml:space="preserve"> </w:t>
-      </w:r>
-      <w:r>
-        <w:rPr>
-          <w:rStyle w:val="FunctionTok"/>
-        </w:rPr>
-        <w:t xml:space="preserve">lm</w:t>
-      </w:r>
-      <w:r>
-        <w:rPr>
-          <w:rStyle w:val="NormalTok"/>
-        </w:rPr>
-        <w:t xml:space="preserve">(Price</w:t>
-      </w:r>
-      <w:r>
-        <w:rPr>
-          <w:rStyle w:val="SpecialCharTok"/>
-        </w:rPr>
-        <w:t xml:space="preserve">~</w:t>
-      </w:r>
-      <w:r>
-        <w:rPr>
-          <w:rStyle w:val="NormalTok"/>
-        </w:rPr>
-        <w:t xml:space="preserve">., </w:t>
-      </w:r>
-      <w:r>
-        <w:rPr>
-          <w:rStyle w:val="AttributeTok"/>
-        </w:rPr>
-        <w:t xml:space="preserve">data=</w:t>
-      </w:r>
-      <w:r>
-        <w:rPr>
-          <w:rStyle w:val="NormalTok"/>
-        </w:rPr>
-        <w:t xml:space="preserve">toyota.corolla.df[,</w:t>
-      </w:r>
-      <w:r>
-        <w:rPr>
-          <w:rStyle w:val="SpecialCharTok"/>
-        </w:rPr>
-        <w:t xml:space="preserve">-</w:t>
-      </w:r>
-      <w:r>
-        <w:rPr>
-          <w:rStyle w:val="FunctionTok"/>
-        </w:rPr>
-        <w:t xml:space="preserve">c</w:t>
-      </w:r>
-      <w:r>
-        <w:rPr>
-          <w:rStyle w:val="NormalTok"/>
-        </w:rPr>
-        <w:t xml:space="preserve">(</w:t>
-      </w:r>
-      <w:r>
-        <w:rPr>
-          <w:rStyle w:val="DecValTok"/>
-        </w:rPr>
-        <w:t xml:space="preserve">1</w:t>
-      </w:r>
-      <w:r>
-        <w:rPr>
-          <w:rStyle w:val="NormalTok"/>
-        </w:rPr>
-        <w:t xml:space="preserve">,</w:t>
-      </w:r>
-      <w:r>
-        <w:rPr>
-          <w:rStyle w:val="DecValTok"/>
-        </w:rPr>
-        <w:t xml:space="preserve">2</w:t>
-      </w:r>
-      <w:r>
-        <w:rPr>
-          <w:rStyle w:val="NormalTok"/>
-        </w:rPr>
-        <w:t xml:space="preserve">,</w:t>
-      </w:r>
-      <w:r>
-        <w:rPr>
-          <w:rStyle w:val="DecValTok"/>
-        </w:rPr>
-        <w:t xml:space="preserve">8</w:t>
-      </w:r>
-      <w:r>
-        <w:rPr>
-          <w:rStyle w:val="NormalTok"/>
-        </w:rPr>
-        <w:t xml:space="preserve">,</w:t>
-      </w:r>
-      <w:r>
-        <w:rPr>
-          <w:rStyle w:val="DecValTok"/>
-        </w:rPr>
-        <w:t xml:space="preserve">11</w:t>
-      </w:r>
-      <w:r>
-        <w:rPr>
-          <w:rStyle w:val="NormalTok"/>
-        </w:rPr>
-        <w:t xml:space="preserve">)], </w:t>
-      </w:r>
-      <w:r>
-        <w:rPr>
-          <w:rStyle w:val="AttributeTok"/>
-        </w:rPr>
-        <w:t xml:space="preserve">subset=</w:t>
-      </w:r>
-      <w:r>
-        <w:rPr>
-          <w:rStyle w:val="NormalTok"/>
-        </w:rPr>
-        <w:t xml:space="preserve">training,</w:t>
-      </w:r>
-      <w:r>
-        <w:br/>
-      </w:r>
-      <w:r>
-        <w:rPr>
-          <w:rStyle w:val="NormalTok"/>
-        </w:rPr>
-        <w:t xml:space="preserve">          </w:t>
-      </w:r>
-      <w:r>
-        <w:rPr>
-          <w:rStyle w:val="AttributeTok"/>
-        </w:rPr>
-        <w:t xml:space="preserve">na.action=</w:t>
-      </w:r>
-      <w:r>
-        <w:rPr>
-          <w:rStyle w:val="NormalTok"/>
-        </w:rPr>
-        <w:t xml:space="preserve">na.exclude)</w:t>
-      </w:r>
-      <w:r>
-        <w:br/>
-      </w:r>
-      <w:r>
-        <w:rPr>
-          <w:rStyle w:val="NormalTok"/>
-        </w:rPr>
-        <w:t xml:space="preserve">pred_t </w:t>
-      </w:r>
-      <w:r>
-        <w:rPr>
-          <w:rStyle w:val="OtherTok"/>
-        </w:rPr>
-        <w:t xml:space="preserve">&lt;-</w:t>
-      </w:r>
-      <w:r>
-        <w:rPr>
-          <w:rStyle w:val="NormalTok"/>
-        </w:rPr>
-        <w:t xml:space="preserve"> </w:t>
-      </w:r>
-      <w:r>
-        <w:rPr>
-          <w:rStyle w:val="FunctionTok"/>
-        </w:rPr>
-        <w:t xml:space="preserve">predict</w:t>
-      </w:r>
-      <w:r>
-        <w:rPr>
-          <w:rStyle w:val="NormalTok"/>
-        </w:rPr>
-        <w:t xml:space="preserve">(reg, </w:t>
-      </w:r>
-      <w:r>
-        <w:rPr>
-          <w:rStyle w:val="AttributeTok"/>
-        </w:rPr>
-        <w:t xml:space="preserve">na.action=</w:t>
-      </w:r>
-      <w:r>
-        <w:rPr>
-          <w:rStyle w:val="NormalTok"/>
-        </w:rPr>
-        <w:t xml:space="preserve">na.pass)</w:t>
-      </w:r>
-      <w:r>
-        <w:br/>
-      </w:r>
-      <w:r>
-        <w:rPr>
-          <w:rStyle w:val="NormalTok"/>
-        </w:rPr>
-        <w:t xml:space="preserve">pred_v </w:t>
-      </w:r>
-      <w:r>
-        <w:rPr>
-          <w:rStyle w:val="OtherTok"/>
-        </w:rPr>
-        <w:t xml:space="preserve">&lt;-</w:t>
-      </w:r>
-      <w:r>
-        <w:rPr>
-          <w:rStyle w:val="NormalTok"/>
-        </w:rPr>
-        <w:t xml:space="preserve"> </w:t>
-      </w:r>
-      <w:r>
-        <w:rPr>
-          <w:rStyle w:val="FunctionTok"/>
-        </w:rPr>
-        <w:t xml:space="preserve">predict</w:t>
-      </w:r>
-      <w:r>
-        <w:rPr>
-          <w:rStyle w:val="NormalTok"/>
-        </w:rPr>
-        <w:t xml:space="preserve">(reg, </w:t>
-      </w:r>
-      <w:r>
-        <w:rPr>
-          <w:rStyle w:val="AttributeTok"/>
-        </w:rPr>
-        <w:t xml:space="preserve">newdata=</w:t>
-      </w:r>
-      <w:r>
-        <w:rPr>
-          <w:rStyle w:val="NormalTok"/>
-        </w:rPr>
-        <w:t xml:space="preserve">toyota.corolla.df[validation,</w:t>
-      </w:r>
-      <w:r>
-        <w:rPr>
-          <w:rStyle w:val="SpecialCharTok"/>
-        </w:rPr>
-        <w:t xml:space="preserve">-</w:t>
-      </w:r>
-      <w:r>
-        <w:rPr>
-          <w:rStyle w:val="FunctionTok"/>
-        </w:rPr>
-        <w:t xml:space="preserve">c</w:t>
-      </w:r>
-      <w:r>
-        <w:rPr>
-          <w:rStyle w:val="NormalTok"/>
-        </w:rPr>
-        <w:t xml:space="preserve">(</w:t>
-      </w:r>
-      <w:r>
-        <w:rPr>
-          <w:rStyle w:val="DecValTok"/>
-        </w:rPr>
-        <w:t xml:space="preserve">1</w:t>
-      </w:r>
-      <w:r>
-        <w:rPr>
-          <w:rStyle w:val="NormalTok"/>
-        </w:rPr>
-        <w:t xml:space="preserve">,</w:t>
-      </w:r>
-      <w:r>
-        <w:rPr>
-          <w:rStyle w:val="DecValTok"/>
-        </w:rPr>
-        <w:t xml:space="preserve">2</w:t>
-      </w:r>
-      <w:r>
-        <w:rPr>
-          <w:rStyle w:val="NormalTok"/>
-        </w:rPr>
-        <w:t xml:space="preserve">,</w:t>
-      </w:r>
-      <w:r>
-        <w:rPr>
-          <w:rStyle w:val="DecValTok"/>
-        </w:rPr>
-        <w:t xml:space="preserve">8</w:t>
-      </w:r>
-      <w:r>
-        <w:rPr>
-          <w:rStyle w:val="NormalTok"/>
-        </w:rPr>
-        <w:t xml:space="preserve">,</w:t>
-      </w:r>
-      <w:r>
-        <w:rPr>
-          <w:rStyle w:val="DecValTok"/>
-        </w:rPr>
-        <w:t xml:space="preserve">11</w:t>
-      </w:r>
-      <w:r>
-        <w:rPr>
-          <w:rStyle w:val="NormalTok"/>
-        </w:rPr>
-        <w:t xml:space="preserve">)],</w:t>
-      </w:r>
-      <w:r>
-        <w:br/>
-      </w:r>
-      <w:r>
-        <w:rPr>
-          <w:rStyle w:val="NormalTok"/>
-        </w:rPr>
-        <w:t xml:space="preserve">                  </w:t>
-      </w:r>
-      <w:r>
-        <w:rPr>
-          <w:rStyle w:val="AttributeTok"/>
-        </w:rPr>
-        <w:t xml:space="preserve">na.action=</w:t>
-      </w:r>
-      <w:r>
-        <w:rPr>
-          <w:rStyle w:val="NormalTok"/>
-        </w:rPr>
-        <w:t xml:space="preserve">na.pass)</w:t>
-      </w:r>
-      <w:r>
-        <w:br/>
-      </w:r>
-      <w:r>
-        <w:br/>
-      </w:r>
-      <w:r>
-        <w:rPr>
-          <w:rStyle w:val="DocumentationTok"/>
-        </w:rPr>
-        <w:t xml:space="preserve">## evaluate performance</w:t>
-      </w:r>
-      <w:r>
-        <w:br/>
-      </w:r>
-      <w:r>
-        <w:rPr>
-          <w:rStyle w:val="CommentTok"/>
-        </w:rPr>
-        <w:t xml:space="preserve"># training</w:t>
-      </w:r>
-      <w:r>
-        <w:br/>
-      </w:r>
-      <w:r>
-        <w:rPr>
-          <w:rStyle w:val="FunctionTok"/>
-        </w:rPr>
-        <w:t xml:space="preserve">accuracy</w:t>
-      </w:r>
-      <w:r>
-        <w:rPr>
-          <w:rStyle w:val="NormalTok"/>
-        </w:rPr>
-        <w:t xml:space="preserve">(pred_t, toyota.corolla.df[training,]</w:t>
-      </w:r>
-      <w:r>
-        <w:rPr>
-          <w:rStyle w:val="SpecialCharTok"/>
-        </w:rPr>
-        <w:t xml:space="preserve">$</w:t>
-      </w:r>
-      <w:r>
-        <w:rPr>
-          <w:rStyle w:val="NormalTok"/>
-        </w:rPr>
-        <w:t xml:space="preserve">Price)</w:t>
+          <w:rStyle w:val="VerbatimChar"/>
+        </w:rPr>
+        <w:t xml:space="preserve">                    ME    RMSE      MAE        MPE     MAPE</w:t>
+      </w:r>
+      <w:r>
+        <w:br/>
+      </w:r>
+      <w:r>
+        <w:rPr>
+          <w:rStyle w:val="VerbatimChar"/>
+        </w:rPr>
+        <w:t xml:space="preserve">Test set -5.408533e-11 1131.75 826.1343 -0.8772721 8.141476</w:t>
       </w:r>
     </w:p>
     <w:p>
@@ -815,18 +711,36 @@
       </w:pPr>
       <w:r>
         <w:rPr>
-          <w:rStyle w:val="VerbatimChar"/>
-        </w:rPr>
-        <w:t xml:space="preserve">                   ME     RMSE      MAE        MPE     MAPE</w:t>
-      </w:r>
-      <w:r>
-        <w:br/>
-      </w:r>
-      <w:r>
-        <w:rPr>
-          <w:rStyle w:val="VerbatimChar"/>
-        </w:rPr>
-        <w:t xml:space="preserve">Test set 1.274064e-11 996.5021 748.9874 -0.8992685 7.644855</w:t>
+          <w:rStyle w:val="CommentTok"/>
+        </w:rPr>
+        <w:t xml:space="preserve"># validation</w:t>
+      </w:r>
+      <w:r>
+        <w:br/>
+      </w:r>
+      <w:r>
+        <w:rPr>
+          <w:rStyle w:val="FunctionTok"/>
+        </w:rPr>
+        <w:t xml:space="preserve">accuracy</w:t>
+      </w:r>
+      <w:r>
+        <w:rPr>
+          <w:rStyle w:val="NormalTok"/>
+        </w:rPr>
+        <w:t xml:space="preserve">(pred_v, toyota.corolla.df[validation,]</w:t>
+      </w:r>
+      <w:r>
+        <w:rPr>
+          <w:rStyle w:val="SpecialCharTok"/>
+        </w:rPr>
+        <w:t xml:space="preserve">$</w:t>
+      </w:r>
+      <w:r>
+        <w:rPr>
+          <w:rStyle w:val="NormalTok"/>
+        </w:rPr>
+        <w:t xml:space="preserve">Price)</w:t>
       </w:r>
     </w:p>
     <w:p>
@@ -835,47 +749,9 @@
       </w:pPr>
       <w:r>
         <w:rPr>
-          <w:rStyle w:val="CommentTok"/>
-        </w:rPr>
-        <w:t xml:space="preserve"># validation</w:t>
-      </w:r>
-      <w:r>
-        <w:br/>
-      </w:r>
-      <w:r>
-        <w:rPr>
-          <w:rStyle w:val="FunctionTok"/>
-        </w:rPr>
-        <w:t xml:space="preserve">accuracy</w:t>
-      </w:r>
-      <w:r>
-        <w:rPr>
-          <w:rStyle w:val="NormalTok"/>
-        </w:rPr>
-        <w:t xml:space="preserve">(pred_v, toyota.corolla.df[validation,]</w:t>
-      </w:r>
-      <w:r>
-        <w:rPr>
-          <w:rStyle w:val="SpecialCharTok"/>
-        </w:rPr>
-        <w:t xml:space="preserve">$</w:t>
-      </w:r>
-      <w:r>
-        <w:rPr>
-          <w:rStyle w:val="NormalTok"/>
-        </w:rPr>
-        <w:t xml:space="preserve">Price)</w:t>
-      </w:r>
-    </w:p>
-    <w:p>
-      <w:pPr>
-        <w:pStyle w:val="SourceCode"/>
-      </w:pPr>
-      <w:r>
-        <w:rPr>
           <w:rStyle w:val="VerbatimChar"/>
         </w:rPr>
-        <w:t xml:space="preserve">               ME     RMSE      MAE       MPE     MAPE</w:t>
+        <w:t xml:space="preserve">               ME     RMSE      MAE        MPE     MAPE</w:t>
       </w:r>
       <w:r>
         <w:br/>
@@ -884,7 +760,7 @@
         <w:rPr>
           <w:rStyle w:val="VerbatimChar"/>
         </w:rPr>
-        <w:t xml:space="preserve">Test set 68.14823 2543.267 975.4664 -1.006285 9.282442</w:t>
+        <w:t xml:space="preserve">Test set 30.86706 1078.302 817.8016 -0.1289869 7.933082</w:t>
       </w:r>
     </w:p>
     <w:bookmarkEnd w:id="20"/>
@@ -4843,7 +4719,7 @@
   </w:style>
   <w:style w:styleId="Subtitle" w:type="paragraph">
     <w:name w:val="Subtitle"/>
-    <w:basedOn w:val="Normal"/>
+    <w:basedOn w:val="Title"/>
     <w:next w:val="BodyText"/>
     <w:link w:val="SubtitleChar"/>
     <w:uiPriority w:val="11"/>
@@ -4856,7 +4732,6 @@
     </w:pPr>
     <w:rPr>
       <w:rFonts w:cstheme="majorBidi" w:eastAsiaTheme="majorEastAsia"/>
-      <w:color w:themeColor="text1" w:themeTint="A6" w:val="595959"/>
       <w:spacing w:val="15"/>
       <w:sz w:val="28"/>
       <w:szCs w:val="28"/>
@@ -4909,7 +4784,6 @@
     </w:pPr>
     <w:rPr>
       <w:b/>
-      <w:color w:val="345A8A"/>
       <w:sz w:val="20"/>
       <w:szCs w:val="20"/>
     </w:rPr>
